--- a/Files/Core/Forms/Modified/ProfessionalAndManagementLiability/DirectorsAndOfficers/SSSML1000CW0523.docx
+++ b/Files/Core/Forms/Modified/ProfessionalAndManagementLiability/DirectorsAndOfficers/SSSML1000CW0523.docx
@@ -785,7 +785,6 @@
     <w:p>
       <w:pPr>
         <w:spacing w:after="120" w:line="240" w:lineRule="auto"/>
-        <w:ind w:left="-113"/>
         <w:rPr>
           <w:rFonts w:ascii="Arial" w:hAnsi="Arial" w:cs="Arial"/>
           <w:sz w:val="20"/>
